--- a/vvdn/protocols/nfc/spi-rfid-nfc-interaction-guide.docx
+++ b/vvdn/protocols/nfc/spi-rfid-nfc-interaction-guide.docx
@@ -192,37 +192,7 @@
           <w:color w:val="282C34"/>
           <w:sz w:val="21"/>
         </w:rPr>
-        <w:t xml:space="preserve"> at standard MCU voltage levels (</w:t>
-      </w:r>
-      <w:r>
-        <w:rPr>
-          <w:i/>
-          <w:color w:val="145AA0"/>
-          <w:sz w:val="21"/>
-        </w:rPr>
-        <w:t>3.3V</w:t>
-      </w:r>
-      <w:r>
-        <w:rPr>
-          <w:color w:val="282C34"/>
-          <w:sz w:val="21"/>
-        </w:rPr>
-        <w:t xml:space="preserve"> or </w:t>
-      </w:r>
-      <w:r>
-        <w:rPr>
-          <w:i/>
-          <w:color w:val="145AA0"/>
-          <w:sz w:val="21"/>
-        </w:rPr>
-        <w:t>1.8V</w:t>
-      </w:r>
-      <w:r>
-        <w:rPr>
-          <w:color w:val="282C34"/>
-          <w:sz w:val="21"/>
-        </w:rPr>
-        <w:t>).</w:t>
+        <w:t xml:space="preserve"> at standard MCU voltage levels (3.3V or 1.8V).</w:t>
       </w:r>
     </w:p>
     <w:p>
@@ -244,67 +214,7 @@
           <w:color w:val="282C34"/>
           <w:sz w:val="21"/>
         </w:rPr>
-        <w:t xml:space="preserve">: A microcontroller's GPIO pins cannot oscillate at </w:t>
-      </w:r>
-      <w:r>
-        <w:rPr>
-          <w:i/>
-          <w:color w:val="145AA0"/>
-          <w:sz w:val="21"/>
-        </w:rPr>
-        <w:t>13.56 MHz</w:t>
-      </w:r>
-      <w:r>
-        <w:rPr>
-          <w:color w:val="282C34"/>
-          <w:sz w:val="21"/>
-        </w:rPr>
-        <w:t xml:space="preserve"> with </w:t>
-      </w:r>
-      <w:r>
-        <w:rPr>
-          <w:i/>
-          <w:color w:val="145AA0"/>
-          <w:sz w:val="21"/>
-        </w:rPr>
-        <w:t>15V</w:t>
-      </w:r>
-      <w:r>
-        <w:rPr>
-          <w:color w:val="282C34"/>
-          <w:sz w:val="21"/>
-        </w:rPr>
-        <w:t xml:space="preserve"> peak-to-peak differential power, cannot provide RF impedance matching to an antenna, and cannot detect a </w:t>
-      </w:r>
-      <w:r>
-        <w:rPr>
-          <w:i/>
-          <w:color w:val="145AA0"/>
-          <w:sz w:val="21"/>
-        </w:rPr>
-        <w:t>10 millivolt</w:t>
-      </w:r>
-      <w:r>
-        <w:rPr>
-          <w:color w:val="282C34"/>
-          <w:sz w:val="21"/>
-        </w:rPr>
-        <w:t xml:space="preserve"> signal riding on top of a </w:t>
-      </w:r>
-      <w:r>
-        <w:rPr>
-          <w:i/>
-          <w:color w:val="145AA0"/>
-          <w:sz w:val="21"/>
-        </w:rPr>
-        <w:t>20V</w:t>
-      </w:r>
-      <w:r>
-        <w:rPr>
-          <w:color w:val="282C34"/>
-          <w:sz w:val="21"/>
-        </w:rPr>
-        <w:t xml:space="preserve"> carrier.</w:t>
+        <w:t>: A microcontroller's GPIO pins cannot oscillate at 13.56 MHz with 15V peak-to-peak differential power, cannot provide RF impedance matching to an antenna, and cannot detect a 10 millivolt signal riding on top of a 20V carrier.</w:t>
       </w:r>
     </w:p>
     <w:p>
@@ -595,22 +505,7 @@
           <w:color w:val="282C34"/>
           <w:sz w:val="21"/>
         </w:rPr>
-        <w:t xml:space="preserve">. It defines how an RF reader powers a coil at </w:t>
-      </w:r>
-      <w:r>
-        <w:rPr>
-          <w:i/>
-          <w:color w:val="145AA0"/>
-          <w:sz w:val="21"/>
-        </w:rPr>
-        <w:t>13.56 MHz</w:t>
-      </w:r>
-      <w:r>
-        <w:rPr>
-          <w:color w:val="282C34"/>
-          <w:sz w:val="21"/>
-        </w:rPr>
-        <w:t xml:space="preserve"> and isolates a tag's serial number (UID) using magnetic induction.</w:t>
+        <w:t>. It defines how an RF reader powers a coil at 13.56 MHz and isolates a tag's serial number (UID) using magnetic induction.</w:t>
       </w:r>
     </w:p>
     <w:p>
@@ -1072,22 +967,7 @@
           <w:color w:val="282C34"/>
           <w:sz w:val="21"/>
         </w:rPr>
-        <w:t xml:space="preserve">: The MCU asserts </w:t>
-      </w:r>
-      <w:r>
-        <w:rPr>
-          <w:i/>
-          <w:color w:val="145AA0"/>
-          <w:sz w:val="21"/>
-        </w:rPr>
-        <w:t>\overline{CS</w:t>
-      </w:r>
-      <w:r>
-        <w:rPr>
-          <w:color w:val="282C34"/>
-          <w:sz w:val="21"/>
-        </w:rPr>
-        <w:t xml:space="preserve">, sends the register address for </w:t>
+        <w:t xml:space="preserve">: The MCU asserts NOT(CS), sends the register address for </w:t>
       </w:r>
       <w:r>
         <w:rPr>
@@ -1169,22 +1049,7 @@
           <w:color w:val="282C34"/>
           <w:sz w:val="21"/>
         </w:rPr>
-        <w:t xml:space="preserve">: The chip's internal RF oscillator connects to the push-pull output drivers, pumping a sinusoidal </w:t>
-      </w:r>
-      <w:r>
-        <w:rPr>
-          <w:i/>
-          <w:color w:val="145AA0"/>
-          <w:sz w:val="21"/>
-        </w:rPr>
-        <w:t>13.56 MHz</w:t>
-      </w:r>
-      <w:r>
-        <w:rPr>
-          <w:color w:val="282C34"/>
-          <w:sz w:val="21"/>
-        </w:rPr>
-        <w:t xml:space="preserve"> current through the EMC filter and PCB antenna coil.</w:t>
+        <w:t>: The chip's internal RF oscillator connects to the push-pull output drivers, pumping a sinusoidal 13.56 MHz current through the EMC filter and PCB antenna coil.</w:t>
       </w:r>
     </w:p>
     <w:p>
@@ -1206,22 +1071,7 @@
           <w:color w:val="282C34"/>
           <w:sz w:val="21"/>
         </w:rPr>
-        <w:t xml:space="preserve">: A magnetic </w:t>
-      </w:r>
-      <w:r>
-        <w:rPr>
-          <w:i/>
-          <w:color w:val="145AA0"/>
-          <w:sz w:val="21"/>
-        </w:rPr>
-        <w:t>H</w:t>
-      </w:r>
-      <w:r>
-        <w:rPr>
-          <w:color w:val="282C34"/>
-          <w:sz w:val="21"/>
-        </w:rPr>
-        <w:t>-field expands outward from the coil.</w:t>
+        <w:t>: A magnetic H-field expands outward from the coil.</w:t>
       </w:r>
     </w:p>
     <w:p>
@@ -1251,7 +1101,7 @@
           <w:color w:val="282C34"/>
           <w:sz w:val="21"/>
         </w:rPr>
-        <w:t>must wait at least $5.0\text{ ms}$</w:t>
+        <w:t>must wait at least 5.0 ms</w:t>
       </w:r>
       <w:r>
         <w:rPr>
@@ -1449,37 +1299,7 @@
           <w:color w:val="282C34"/>
           <w:sz w:val="21"/>
         </w:rPr>
-        <w:t xml:space="preserve"> byte from its FIFO, shifts out only 7 bits to the RF modulator, creating a </w:t>
-      </w:r>
-      <w:r>
-        <w:rPr>
-          <w:i/>
-          <w:color w:val="145AA0"/>
-          <w:sz w:val="21"/>
-        </w:rPr>
-        <w:t>2.5\ µs</w:t>
-      </w:r>
-      <w:r>
-        <w:rPr>
-          <w:color w:val="282C34"/>
-          <w:sz w:val="21"/>
-        </w:rPr>
-        <w:t xml:space="preserve"> blanking pause (100% ASK) on the </w:t>
-      </w:r>
-      <w:r>
-        <w:rPr>
-          <w:i/>
-          <w:color w:val="145AA0"/>
-          <w:sz w:val="21"/>
-        </w:rPr>
-        <w:t>13.56 MHz</w:t>
-      </w:r>
-      <w:r>
-        <w:rPr>
-          <w:color w:val="282C34"/>
-          <w:sz w:val="21"/>
-        </w:rPr>
-        <w:t xml:space="preserve"> carrier.</w:t>
+        <w:t xml:space="preserve"> byte from its FIFO, shifts out only 7 bits to the RF modulator, creating a 2.5\ µs blanking pause (100% ASK) on the 13.56 MHz carrier.</w:t>
       </w:r>
     </w:p>
     <w:p>
@@ -1563,37 +1383,7 @@
           <w:color w:val="282C34"/>
           <w:sz w:val="21"/>
         </w:rPr>
-        <w:t>This creates tiny amplitude variations (</w:t>
-      </w:r>
-      <w:r>
-        <w:rPr>
-          <w:i/>
-          <w:color w:val="145AA0"/>
-          <w:sz w:val="21"/>
-        </w:rPr>
-        <w:t>10 to 50 mV</w:t>
-      </w:r>
-      <w:r>
-        <w:rPr>
-          <w:color w:val="282C34"/>
-          <w:sz w:val="21"/>
-        </w:rPr>
-        <w:t xml:space="preserve">) on the reader's </w:t>
-      </w:r>
-      <w:r>
-        <w:rPr>
-          <w:i/>
-          <w:color w:val="145AA0"/>
-          <w:sz w:val="21"/>
-        </w:rPr>
-        <w:t>15V</w:t>
-      </w:r>
-      <w:r>
-        <w:rPr>
-          <w:color w:val="282C34"/>
-          <w:sz w:val="21"/>
-        </w:rPr>
-        <w:t xml:space="preserve"> carrier at an </w:t>
+        <w:t xml:space="preserve">This creates tiny amplitude variations (10 to 50 mV) on the reader's 15V carrier at an </w:t>
       </w:r>
       <w:r>
         <w:rPr>
@@ -1601,7 +1391,7 @@
           <w:color w:val="282C34"/>
           <w:sz w:val="21"/>
         </w:rPr>
-        <w:t>$848\text{ kHz}$ subcarrier offset</w:t>
+        <w:t>848 kHz subcarrier offset</w:t>
       </w:r>
       <w:r>
         <w:rPr>
@@ -1622,22 +1412,7 @@
           <w:color w:val="282C34"/>
           <w:sz w:val="21"/>
         </w:rPr>
-        <w:t xml:space="preserve">The RFID transceiver's analog envelope detector and bandpass filter isolate this </w:t>
-      </w:r>
-      <w:r>
-        <w:rPr>
-          <w:i/>
-          <w:color w:val="145AA0"/>
-          <w:sz w:val="21"/>
-        </w:rPr>
-        <w:t>848 kHz</w:t>
-      </w:r>
-      <w:r>
-        <w:rPr>
-          <w:color w:val="282C34"/>
-          <w:sz w:val="21"/>
-        </w:rPr>
-        <w:t xml:space="preserve"> signal, decode the Manchester bits, assemble them into bytes, and push them into the internal FIFO buffer.</w:t>
+        <w:t>The RFID transceiver's analog envelope detector and bandpass filter isolate this 848 kHz signal, decode the Manchester bits, assemble them into bytes, and push them into the internal FIFO buffer.</w:t>
       </w:r>
     </w:p>
     <w:p>
@@ -2710,11 +2485,10 @@
             </w:pPr>
             <w:r>
               <w:rPr>
-                <w:i/>
-                <w:color w:val="145AA0"/>
+                <w:color w:val="282C34"/>
                 <w:sz w:val="18"/>
               </w:rPr>
-              <w:t>\sim 1.5 ms</w:t>
+              <w:t>sim 1.5 ms</w:t>
             </w:r>
           </w:p>
         </w:tc>
@@ -2739,7 +2513,7 @@
                 <w:color w:val="282C34"/>
                 <w:sz w:val="18"/>
               </w:rPr>
-              <w:t>$&lt; 60\ \mu\text{s}$ (instant)</w:t>
+              <w:t>&lt; 60\ µs (instant)</w:t>
             </w:r>
           </w:p>
         </w:tc>
@@ -2872,22 +2646,7 @@
           <w:color w:val="282C34"/>
           <w:sz w:val="21"/>
         </w:rPr>
-        <w:t xml:space="preserve">At high NFC bitrates (848 kbps), the over-the-air RF interface delivers </w:t>
-      </w:r>
-      <w:r>
-        <w:rPr>
-          <w:i/>
-          <w:color w:val="145AA0"/>
-          <w:sz w:val="21"/>
-        </w:rPr>
-        <w:t>106 bytes per millisecond</w:t>
-      </w:r>
-      <w:r>
-        <w:rPr>
-          <w:color w:val="282C34"/>
-          <w:sz w:val="21"/>
-        </w:rPr>
-        <w:t>.</w:t>
+        <w:t>At high NFC bitrates (848 kbps), the over-the-air RF interface delivers 106 bytes per millisecond.</w:t>
       </w:r>
     </w:p>
     <w:p>
@@ -2922,7 +2681,7 @@
           <w:color w:val="282C34"/>
           <w:sz w:val="21"/>
         </w:rPr>
-        <w:t>$603\ \mu\text{s}$</w:t>
+        <w:t>603\ µs</w:t>
       </w:r>
       <w:r>
         <w:rPr>
@@ -2943,37 +2702,7 @@
           <w:color w:val="282C34"/>
           <w:sz w:val="21"/>
         </w:rPr>
-        <w:t xml:space="preserve">On I2C at 400 kHz, draining 64 bytes takes over </w:t>
-      </w:r>
-      <w:r>
-        <w:rPr>
-          <w:i/>
-          <w:color w:val="145AA0"/>
-          <w:sz w:val="21"/>
-        </w:rPr>
-        <w:t>1500\ µs</w:t>
-      </w:r>
-      <w:r>
-        <w:rPr>
-          <w:color w:val="282C34"/>
-          <w:sz w:val="21"/>
-        </w:rPr>
-        <w:t xml:space="preserve"> </w:t>
-      </w:r>
-      <w:r>
-        <w:rPr>
-          <w:i/>
-          <w:color w:val="145AA0"/>
-          <w:sz w:val="21"/>
-        </w:rPr>
-        <w:t>\rightarrow</w:t>
-      </w:r>
-      <w:r>
-        <w:rPr>
-          <w:color w:val="282C34"/>
-          <w:sz w:val="21"/>
-        </w:rPr>
-        <w:t xml:space="preserve"> </w:t>
+        <w:t xml:space="preserve">On I2C at 400 kHz, draining 64 bytes takes over 1500\ µs -&gt; </w:t>
       </w:r>
       <w:r>
         <w:rPr>
@@ -3003,29 +2732,14 @@
           <w:color w:val="282C34"/>
           <w:sz w:val="21"/>
         </w:rPr>
-        <w:t>$51.2\ \mu\text{s}$</w:t>
+        <w:t>51.2\ µs</w:t>
       </w:r>
       <w:r>
         <w:rPr>
           <w:color w:val="282C34"/>
           <w:sz w:val="21"/>
         </w:rPr>
-        <w:t xml:space="preserve"> </w:t>
-      </w:r>
-      <w:r>
-        <w:rPr>
-          <w:i/>
-          <w:color w:val="145AA0"/>
-          <w:sz w:val="21"/>
-        </w:rPr>
-        <w:t>\rightarrow</w:t>
-      </w:r>
-      <w:r>
-        <w:rPr>
-          <w:color w:val="282C34"/>
-          <w:sz w:val="21"/>
-        </w:rPr>
-        <w:t xml:space="preserve"> </w:t>
+        <w:t xml:space="preserve"> -&gt; </w:t>
       </w:r>
       <w:r>
         <w:rPr>
@@ -3338,7 +3052,7 @@
                 <w:color w:val="282C34"/>
                 <w:sz w:val="20"/>
               </w:rPr>
-              <w:t>. The tag has no battery or RF transmitter. It switches an internal load resistor or capacitor across its own antenna coil. Because of mutual inductance ($M = k\sqrt{L_1 L_2}$), this load change reflects back onto the reader's primary coil, creating minute voltage variations at an $848\text{ kHz}$ subcarrier frequency, which the transceiver's analog receiver demodulates."</w:t>
+              <w:t>. The tag has no battery or RF transmitter. It switches an internal load resistor or capacitor across its own antenna coil. Because of mutual inductance (M = ksqrt(L_1 L_2)), this load change reflects back onto the reader's primary coil, creating minute voltage variations at an 848 kHz subcarrier frequency, which the transceiver's analog receiver demodulates."</w:t>
             </w:r>
           </w:p>
         </w:tc>
@@ -3419,7 +3133,7 @@
                 <w:color w:val="282C34"/>
                 <w:sz w:val="20"/>
               </w:rPr>
-              <w:t xml:space="preserve"> ($BW = f_c / Q$). While a high $Q$ ($&gt; 40$) increases magnetic field strength, it narrows the RF bandwidth below $340\text{ kHz}$, which severely attenuates the $848\text{ kHz}$ load-modulation sidebands and causes excessive pause ringing during 100% ASK modulation. For 106 kbps Type A, $Q$ must be damped to </w:t>
+              <w:t xml:space="preserve"> (BW = f_c / Q). While a high Q (&gt; 40) increases magnetic field strength, it narrows the RF bandwidth below 340 kHz, which severely attenuates the 848 kHz load-modulation sidebands and causes excessive pause ringing during 100% ASK modulation. For 106 kbps Type A, Q must be damped to </w:t>
             </w:r>
             <w:r>
               <w:rPr>
@@ -3427,7 +3141,7 @@
                 <w:color w:val="282C34"/>
                 <w:sz w:val="20"/>
               </w:rPr>
-              <w:t>$20\text{ to }30$</w:t>
+              <w:t>20 to 30</w:t>
             </w:r>
             <w:r>
               <w:rPr>
@@ -3443,7 +3157,7 @@
                 <w:color w:val="282C34"/>
                 <w:sz w:val="20"/>
               </w:rPr>
-              <w:t>$10\text{ to }15$</w:t>
+              <w:t>10 to 15</w:t>
             </w:r>
             <w:r>
               <w:rPr>
@@ -3516,7 +3230,7 @@
                 <w:color w:val="282C34"/>
                 <w:sz w:val="20"/>
               </w:rPr>
-              <w:t>"Under ISO/IEC 14443-3 Section 5.1, after the reader powers on the 13.56 MHz carrier, it must wait at least $5.0\text{ ms}$ before transmitting the first command (REQA). A passive tag needs this time to harvest energy from the magnetic field, charge its internal reservoir capacitor, and release its Power-On Reset circuit. Without this delay, the tag fails to wake up and the reader reports 'No Card Found'."</w:t>
+              <w:t>"Under ISO/IEC 14443-3 Section 5.1, after the reader powers on the 13.56 MHz carrier, it must wait at least 5.0 ms before transmitting the first command (REQA). A passive tag needs this time to harvest energy from the magnetic field, charge its internal reservoir capacitor, and release its Power-On Reset circuit. Without this delay, the tag fails to wake up and the reader reports 'No Card Found'."</w:t>
             </w:r>
           </w:p>
         </w:tc>
